--- a/plantillas/notarial/D8-NOT_Politica_PEPs_v1.docx
+++ b/plantillas/notarial/D8-NOT_Politica_PEPs_v1.docx
@@ -409,7 +409,7 @@
           <w:sz w:val="20"/>
           <w:szCs w:val="20"/>
         </w:rPr>
-        <w:t xml:space="preserve">Para efectos de esta Política y conforme a la LFPIORPI y su Reglamento, se considera Persona Expuesta Políticamente (PEP) a toda persona física que desempeñe o haya desempeñado funciones públicas prominentes en México o en el extranjero, durante los 12 meses anteriores a la fecha del acto.</w:t>
+        <w:t xml:space="preserve">Para efectos de esta Política y conforme a la LFPIORPI y su Reglamento, se considera Persona Expuesta Políticamente (PEP) a toda persona física que desempeñe o haya desempeñado funciones públicas prominentes en México o en el extranjero, así como a quien dejó el cargo, durante el año siguiente a aquel en que lo hizo (Art. 23 Quáter RCG).</w:t>
       </w:r>
     </w:p>
     <w:p>
@@ -624,7 +624,7 @@
           <w:sz w:val="20"/>
           <w:szCs w:val="20"/>
         </w:rPr>
-        <w:t xml:space="preserve">Ascendientes y descendientes en primer grado (padres, hijos)</w:t>
+        <w:t xml:space="preserve">Parientes por consanguinidad o afinidad hasta el segundo grado (padres, hijos, abuelos, nietos, hermanos y sus equivalentes por afinidad)</w:t>
       </w:r>
     </w:p>
     <w:p>
@@ -642,7 +642,7 @@
           <w:sz w:val="20"/>
           <w:szCs w:val="20"/>
         </w:rPr>
-        <w:t xml:space="preserve">Hermanos del PEP</w:t>
+        <w:t xml:space="preserve">Asociados o socios de personas morales con las que el PEP mantenga vínculos patrimoniales</w:t>
       </w:r>
     </w:p>
     <w:p>
@@ -660,7 +660,7 @@
           <w:sz w:val="20"/>
           <w:szCs w:val="20"/>
         </w:rPr>
-        <w:t xml:space="preserve">Socios de negocios o colaboradores cercanos del PEP</w:t>
+        <w:t xml:space="preserve">Las demás personas relacionadas que la Secretaría determine en reglas de carácter general (Art. 3, fr. IX Bis, de la Ley)</w:t>
       </w:r>
     </w:p>
     <w:p>
